--- a/backend/src/main/resources/hr/templates/employment-contract-general-labor-template.docx
+++ b/backend/src/main/resources/hr/templates/employment-contract-general-labor-template.docx
@@ -77,7 +77,7 @@
         <mc:AlternateContent>
           <mc:Choice Requires="wps">
             <w:drawing>
-              <wp:anchor distT="0" distB="0" distL="114300" distR="114300" simplePos="0" relativeHeight="2" behindDoc="0" locked="0" layoutInCell="0" allowOverlap="1">
+              <wp:anchor distT="635" distB="635" distL="635" distR="635" simplePos="0" relativeHeight="2" behindDoc="0" locked="0" layoutInCell="0" allowOverlap="1">
                 <wp:simplePos x="0" y="0"/>
                 <wp:positionH relativeFrom="page">
                   <wp:posOffset>2984500</wp:posOffset>
@@ -88,7 +88,7 @@
                 <wp:extent cx="1981200" cy="0"/>
                 <wp:effectExtent l="635" t="635" r="635" b="635"/>
                 <wp:wrapNone/>
-                <wp:docPr id="1" name=""/>
+                <wp:docPr id="1" name="Shape1"/>
                 <a:graphic xmlns:a="http://schemas.openxmlformats.org/drawingml/2006/main">
                   <a:graphicData uri="http://schemas.microsoft.com/office/word/2010/wordprocessingShape">
                     <wps:wsp>
@@ -855,6 +855,50 @@
           <w:lang w:val="nl-NL"/>
         </w:rPr>
         <w:t>- Công việc phải làm: {{JOB_DESCRIPTION}}</w:t>
+      </w:r>
+    </w:p>
+    <w:p>
+      <w:pPr>
+        <w:pStyle w:val="Normal"/>
+        <w:suppressAutoHyphens w:val="true"/>
+        <w:jc w:val="both"/>
+        <w:rPr>
+          <w:rFonts w:eastAsia="Times New Roman" w:cs="Times New Roman"/>
+          <w:sz w:val="24"/>
+          <w:szCs w:val="24"/>
+          <w:lang w:val="nl-NL"/>
+        </w:rPr>
+      </w:pPr>
+      <w:r>
+        <w:rPr>
+          <w:rFonts w:eastAsia="Times New Roman" w:cs="Times New Roman"/>
+          <w:sz w:val="24"/>
+          <w:szCs w:val="24"/>
+          <w:lang w:val="nl-NL"/>
+        </w:rPr>
+        <w:t>- Do lãnh đạo Công ty, Quản đốc phân công công việc. (Các cá nhân được bổ nhiệm hoặc ủy quyền quản lý công việc phân công).</w:t>
+      </w:r>
+    </w:p>
+    <w:p>
+      <w:pPr>
+        <w:pStyle w:val="Normal"/>
+        <w:suppressAutoHyphens w:val="true"/>
+        <w:jc w:val="both"/>
+        <w:rPr>
+          <w:rFonts w:eastAsia="Times New Roman" w:cs="Times New Roman"/>
+          <w:sz w:val="24"/>
+          <w:szCs w:val="24"/>
+          <w:lang w:val="nl-NL"/>
+        </w:rPr>
+      </w:pPr>
+      <w:r>
+        <w:rPr>
+          <w:rFonts w:eastAsia="Times New Roman" w:cs="Times New Roman"/>
+          <w:sz w:val="24"/>
+          <w:szCs w:val="24"/>
+          <w:lang w:val="nl-NL"/>
+        </w:rPr>
+        <w:t>- Phối hợp với các bộ phận khác trong Công ty để phát huy hiệu quả công việc.</w:t>
       </w:r>
     </w:p>
     <w:p>
@@ -2644,6 +2688,7 @@
     <w:rsid w:val="00ab1d7e"/>
     <w:pPr>
       <w:widowControl/>
+      <w:suppressAutoHyphens w:val="true"/>
       <w:bidi w:val="0"/>
       <w:spacing w:lineRule="auto" w:line="360" w:before="0" w:after="0"/>
       <w:jc w:val="left"/>
@@ -2757,6 +2802,7 @@
     <w:rsid w:val="00ab1d7e"/>
     <w:pPr>
       <w:widowControl/>
+      <w:suppressAutoHyphens w:val="true"/>
       <w:bidi w:val="0"/>
       <w:spacing w:lineRule="auto" w:line="240" w:before="0" w:after="0"/>
       <w:jc w:val="left"/>
